--- a/tasks/slides/2026-05-18_konkor-am-nst_case-1.docx
+++ b/tasks/slides/2026-05-18_konkor-am-nst_case-1.docx
@@ -310,7 +310,7 @@
         <w:t xml:space="preserve"> </w:t>
       </w:r>
       <w:r>
-        <w:t xml:space="preserve">- АД 152/92 мм рт.ст. (СМАД: дневное 148/90, ночное 132/78 — non-dipper).</w:t>
+        <w:t xml:space="preserve">- АД 152/92 мм рт.ст. (СМАД: дневное 148/90, ночное 132/78 — нормальное ночное снижение; ночная гипертензия по КР МЗ РФ АГ-2024 — ночное АД ≥120/70).</w:t>
       </w:r>
       <w:r>
         <w:t xml:space="preserve"> </w:t>

--- a/tasks/slides/2026-05-18_konkor-am-nst_case-1.docx
+++ b/tasks/slides/2026-05-18_konkor-am-nst_case-1.docx
@@ -316,7 +316,7 @@
         <w:t xml:space="preserve"> </w:t>
       </w:r>
       <w:r>
-        <w:t xml:space="preserve">- ЧСС 88 уд/мин, синусовый ритм.</w:t>
+        <w:t xml:space="preserve">- ЧСС 88 уд/мин, пульс ритмичный, удовлетворительного наполнения.</w:t>
       </w:r>
       <w:r>
         <w:t xml:space="preserve"> </w:t>

--- a/tasks/slides/2026-05-18_konkor-am-nst_case-1.docx
+++ b/tasks/slides/2026-05-18_konkor-am-nst_case-1.docx
@@ -468,7 +468,7 @@
         <w:t xml:space="preserve"> </w:t>
       </w:r>
       <w:r>
-        <w:t xml:space="preserve">- Креатинин 92 мкмоль/л; СКФ CKD-EPI 84 мл/мин/1,73 м²; альбумин/креатинин мочи 12 мг/г.</w:t>
+        <w:t xml:space="preserve">- Креатинин 92 мкмоль/л; СКФ CKD-EPI 84 мл/мин/1,73 м²; альбумин/креатинин мочи 65 мг/г (А2, подтверждено повторным анализом через 3 мес).</w:t>
       </w:r>
       <w:r>
         <w:t xml:space="preserve"> </w:t>
@@ -498,7 +498,7 @@
         <w:t xml:space="preserve"> </w:t>
       </w:r>
       <w:r>
-        <w:t xml:space="preserve">&gt; ИБС: стабильная стенокардия напряжения ФК II. Гемодинамически значимый стеноз средней трети ПНА (70%); оптимальная медикаментозная терапия.</w:t>
+        <w:t xml:space="preserve">&gt; ИБС: стабильная стенокардия напряжения ФК II.</w:t>
       </w:r>
       <w:r>
         <w:t xml:space="preserve"> </w:t>
@@ -510,13 +510,19 @@
         <w:t xml:space="preserve"> </w:t>
       </w:r>
       <w:r>
+        <w:t xml:space="preserve">&gt; ХБП С2 А2 (СКФ CKD-EPI 84 мл/мин/1,73 м²; альбумин/креатинин мочи 65 мг/г).</w:t>
+      </w:r>
+      <w:r>
+        <w:t xml:space="preserve"> </w:t>
+      </w:r>
+      <w:r>
         <w:t xml:space="preserve">&gt; ХОБЛ, стадия GOLD 1 (лёгкое течение), группа A.</w:t>
       </w:r>
       <w:r>
         <w:t xml:space="preserve"> </w:t>
       </w:r>
       <w:r>
-        <w:t xml:space="preserve">&gt; Дислипидемия.</w:t>
+        <w:t xml:space="preserve">&gt; Гиперхолестеринемия. Гиперлипопротеидемия Фредриксона, тип IIa (E78.0). Целевой уровень ХС ЛНП не достигнут.</w:t>
       </w:r>
     </w:p>
     <w:p>
@@ -599,7 +605,7 @@
         <w:t xml:space="preserve"> </w:t>
       </w:r>
       <w:r>
-        <w:t xml:space="preserve">АД 142/86, ЧСС 76, приступы стенокардии 1–2 раза в нед, переносимость хорошая, без ухудшения респираторного статуса.</w:t>
+        <w:t xml:space="preserve">АД 142/86, ЧСС 76, стенокардия сохраняется в пределах ФК II, частота приступов снизилась до 1–2 раз в неделю; переносимость хорошая, без ухудшения респираторного статуса.</w:t>
       </w:r>
     </w:p>
     <w:p>
@@ -709,12 +715,6 @@
       <w:r>
         <w:t xml:space="preserve">- Стенокардитические приступы отсутствуют.</w:t>
       </w:r>
-      <w:r>
-        <w:t xml:space="preserve"> </w:t>
-      </w:r>
-      <w:r>
-        <w:t xml:space="preserve">- Упрощение схемы: два приёма утром вместо трёх.</w:t>
-      </w:r>
     </w:p>
     <w:p>
       <w:pPr>
@@ -731,7 +731,89 @@
         <w:t xml:space="preserve"> </w:t>
       </w:r>
       <w:r>
-        <w:t xml:space="preserve">единственная в РФ фиксированная комбинация бисопролол + амлодипин; дозировка 10/5 — оптимальный выбор у пациента, нуждающегося в полной β-блокаде по ЧСС и в амлодипине для контроля АД. Кардиоселективность бисопролола сохраняется в дозе 10 мг и позволяет применять его при ХОБЛ лёгкой степени.</w:t>
+        <w:t xml:space="preserve">-</w:t>
+      </w:r>
+      <w:r>
+        <w:t xml:space="preserve"> </w:t>
+      </w:r>
+      <w:r>
+        <w:rPr>
+          <w:bCs/>
+          <w:b/>
+        </w:rPr>
+        <w:t xml:space="preserve">Единственная в РФ фиксированная комбинация бисопролол + амлодипин.</w:t>
+      </w:r>
+      <w:r>
+        <w:t xml:space="preserve"> </w:t>
+      </w:r>
+      <w:r>
+        <w:t xml:space="preserve">Дозировка 10/5 — оптимальный выбор у пациента, нуждающегося в полной β-блокаде по ЧСС и в амлодипине для контроля АД.</w:t>
+      </w:r>
+      <w:r>
+        <w:t xml:space="preserve"> </w:t>
+      </w:r>
+      <w:r>
+        <w:t xml:space="preserve">-</w:t>
+      </w:r>
+      <w:r>
+        <w:t xml:space="preserve"> </w:t>
+      </w:r>
+      <w:r>
+        <w:rPr>
+          <w:bCs/>
+          <w:b/>
+        </w:rPr>
+        <w:t xml:space="preserve">Упрощение схемы:</w:t>
+      </w:r>
+      <w:r>
+        <w:t xml:space="preserve"> </w:t>
+      </w:r>
+      <w:r>
+        <w:t xml:space="preserve">два приёма утром вместо трёх → повышение приверженности.</w:t>
+      </w:r>
+      <w:r>
+        <w:t xml:space="preserve"> </w:t>
+      </w:r>
+      <w:r>
+        <w:t xml:space="preserve">-</w:t>
+      </w:r>
+      <w:r>
+        <w:t xml:space="preserve"> </w:t>
+      </w:r>
+      <w:r>
+        <w:rPr>
+          <w:bCs/>
+          <w:b/>
+        </w:rPr>
+        <w:t xml:space="preserve">FDC ассоциирована с улучшением твёрдых конечных точек.</w:t>
+      </w:r>
+      <w:r>
+        <w:t xml:space="preserve"> </w:t>
+      </w:r>
+      <w:r>
+        <w:t xml:space="preserve">В ретроспективном когортном исследовании Verma AA et al. у 13 350 пациентов с АГ (наблюдение до 5 лет) переход со свободной комбинации на FDC сопровождался снижением общей смертности на 15% (ОР 0,85; 95% ДИ 0,77–0,94; p&lt;0,01) и комбинированной конечной точки «смерть, ИМ, СН или инсульт» на 11% (ОР 0,89; 95% ДИ 0,81–0,97; p&lt;0,01). Приверженность: 70% vs 42% (p&lt;0,01).</w:t>
+      </w:r>
+      <w:r>
+        <w:t xml:space="preserve"> </w:t>
+      </w:r>
+      <w:r>
+        <w:t xml:space="preserve">-</w:t>
+      </w:r>
+      <w:r>
+        <w:t xml:space="preserve"> </w:t>
+      </w:r>
+      <w:r>
+        <w:rPr>
+          <w:bCs/>
+          <w:b/>
+        </w:rPr>
+        <w:t xml:space="preserve">Кардиоселективность бисопролола сохраняется в дозе 10 мг</w:t>
+      </w:r>
+      <w:r>
+        <w:t xml:space="preserve"> </w:t>
+      </w:r>
+      <w:r>
+        <w:t xml:space="preserve">→ допустим при ХОБЛ лёгкой степени (GOLD 1).</w:t>
       </w:r>
     </w:p>
     <w:p>
@@ -785,6 +867,18 @@
       </w:pPr>
       <w:r>
         <w:t xml:space="preserve">КР МЗ РФ 2023. Нарушения липидного обмена.</w:t>
+      </w:r>
+    </w:p>
+    <w:p>
+      <w:pPr>
+        <w:numPr>
+          <w:ilvl w:val="0"/>
+          <w:numId w:val="1001"/>
+        </w:numPr>
+        <w:pStyle w:val="Compact"/>
+      </w:pPr>
+      <w:r>
+        <w:t xml:space="preserve">Verma AA et al. Fixed-dose combination antihypertensive medications, adherence, and clinical outcomes: a population-based retrospective cohort study. PLOS Medicine 2018;15(6):e1002584. DOI:10.1371/journal.pmed.1002584.</w:t>
       </w:r>
     </w:p>
     <w:p>

--- a/tasks/slides/2026-05-18_konkor-am-nst_case-1.docx
+++ b/tasks/slides/2026-05-18_konkor-am-nst_case-1.docx
@@ -468,7 +468,7 @@
         <w:t xml:space="preserve"> </w:t>
       </w:r>
       <w:r>
-        <w:t xml:space="preserve">- Креатинин 92 мкмоль/л; СКФ CKD-EPI 84 мл/мин/1,73 м²; альбумин/креатинин мочи 65 мг/г (А2, подтверждено повторным анализом через 3 мес).</w:t>
+        <w:t xml:space="preserve">- Креатинин 92 мкмоль/л; СКФ CKD-EPI 84 мл/мин/1,73 м²; альбумин/креатинин мочи 65 мг/г (А2).</w:t>
       </w:r>
       <w:r>
         <w:t xml:space="preserve"> </w:t>

--- a/tasks/slides/2026-05-18_konkor-am-nst_case-1.docx
+++ b/tasks/slides/2026-05-18_konkor-am-nst_case-1.docx
@@ -310,7 +310,7 @@
         <w:t xml:space="preserve"> </w:t>
       </w:r>
       <w:r>
-        <w:t xml:space="preserve">- АД 152/92 мм рт.ст. (СМАД: дневное 148/90, ночное 132/78 — нормальное ночное снижение; ночная гипертензия по КР МЗ РФ АГ-2024 — ночное АД ≥120/70).</w:t>
+        <w:t xml:space="preserve">- АД 152/92 мм рт.ст. (СМАД: дневное 148/90, ночное 132/78 мм рт.ст. Характер снижения — нормальный (диппер); при этом ночное АД ≥120/70 → ночная гипертензия по КР МЗ РФ АГ-2024).</w:t>
       </w:r>
       <w:r>
         <w:t xml:space="preserve"> </w:t>
@@ -510,7 +510,7 @@
         <w:t xml:space="preserve"> </w:t>
       </w:r>
       <w:r>
-        <w:t xml:space="preserve">&gt; ХБП С2 А2 (СКФ CKD-EPI 84 мл/мин/1,73 м²; альбумин/креатинин мочи 65 мг/г).</w:t>
+        <w:t xml:space="preserve">&gt; ХБП С2А2 (СКФ CKD-EPI 84 мл/мин/1,73 м²; альбумин/креатинин мочи 65 мг/г).</w:t>
       </w:r>
       <w:r>
         <w:t xml:space="preserve"> </w:t>
@@ -636,20 +636,23 @@
         <w:t xml:space="preserve">амлодипин 5 мг утром</w:t>
       </w:r>
       <w:r>
-        <w:t xml:space="preserve">; одновременно по динамике ЧСС доза</w:t>
-      </w:r>
-      <w:r>
-        <w:t xml:space="preserve"> </w:t>
-      </w:r>
-      <w:r>
-        <w:rPr>
-          <w:bCs/>
-          <w:b/>
-        </w:rPr>
-        <w:t xml:space="preserve">Конкора увеличена с 5 до 10 мг</w:t>
-      </w:r>
-      <w:r>
-        <w:t xml:space="preserve">.</w:t>
+        <w:t xml:space="preserve">;</w:t>
+      </w:r>
+      <w:r>
+        <w:t xml:space="preserve"> </w:t>
+      </w:r>
+      <w:r>
+        <w:rPr>
+          <w:bCs/>
+          <w:b/>
+        </w:rPr>
+        <w:t xml:space="preserve">по решению лечащего врача</w:t>
+      </w:r>
+      <w:r>
+        <w:t xml:space="preserve"> </w:t>
+      </w:r>
+      <w:r>
+        <w:t xml:space="preserve">доза Конкора увеличена с 5 до 10 мг (по динамике ЧСС).</w:t>
       </w:r>
       <w:r>
         <w:t xml:space="preserve"> </w:t>
@@ -677,13 +680,29 @@
           <w:bCs/>
           <w:b/>
         </w:rPr>
-        <w:t xml:space="preserve">Шаг 3. Перевод на Конкор АМ 10/5 мг утром</w:t>
-      </w:r>
-      <w:r>
-        <w:t xml:space="preserve"> </w:t>
-      </w:r>
-      <w:r>
-        <w:t xml:space="preserve">— switch со свободной комбинации бисопролол 10 мг + амлодипин 5 мг в тех же дозах. Валсартан 160 мг утром сохраняется.</w:t>
+        <w:t xml:space="preserve">Шаг 3.</w:t>
+      </w:r>
+      <w:r>
+        <w:t xml:space="preserve"> </w:t>
+      </w:r>
+      <w:r>
+        <w:t xml:space="preserve">Пациент стабилизирован на свободной комбинации бисопролол 10 мг + амлодипин 5 мг в течение 4 нед: целевое АД достигнуто, ЧСС в диапазоне 55–60, приступов нет. По инструкции Конкор АМ показание — switch с эквивалентных доз монокомпонентов.</w:t>
+      </w:r>
+      <w:r>
+        <w:t xml:space="preserve"> </w:t>
+      </w:r>
+      <w:r>
+        <w:rPr>
+          <w:bCs/>
+          <w:b/>
+        </w:rPr>
+        <w:t xml:space="preserve">Перевод на Конкор АМ 10/5 мг утром</w:t>
+      </w:r>
+      <w:r>
+        <w:t xml:space="preserve"> </w:t>
+      </w:r>
+      <w:r>
+        <w:t xml:space="preserve">— для повышения приверженности и FDC-ассоциированного снижения твёрдых конечных точек (Verma 2018). Валсартан 160 мг утром сохраняется.</w:t>
       </w:r>
     </w:p>
     <w:p>

--- a/tasks/slides/2026-05-18_konkor-am-nst_case-1.docx
+++ b/tasks/slides/2026-05-18_konkor-am-nst_case-1.docx
@@ -826,13 +826,26 @@
           <w:bCs/>
           <w:b/>
         </w:rPr>
-        <w:t xml:space="preserve">Кардиоселективность бисопролола сохраняется в дозе 10 мг</w:t>
-      </w:r>
-      <w:r>
-        <w:t xml:space="preserve"> </w:t>
-      </w:r>
-      <w:r>
-        <w:t xml:space="preserve">→ допустим при ХОБЛ лёгкой степени (GOLD 1).</w:t>
+        <w:t xml:space="preserve">Применение при ХОБЛ.</w:t>
+      </w:r>
+      <w:r>
+        <w:t xml:space="preserve"> </w:t>
+      </w:r>
+      <w:r>
+        <w:t xml:space="preserve">По ОХЛП Конкор АМ ограничения по ХОБЛ касаются только тяжёлых форм («с осторожностью»); противопоказание — только тяжёлые формы бронхиальной астмы.</w:t>
+      </w:r>
+      <w:r>
+        <w:t xml:space="preserve"> </w:t>
+      </w:r>
+      <w:r>
+        <w:rPr>
+          <w:bCs/>
+          <w:b/>
+        </w:rPr>
+        <w:t xml:space="preserve">ХОБЛ лёгкой степени (GOLD 1) не входит ни в противопоказания, ни в меры предосторожности</w:t>
+      </w:r>
+      <w:r>
+        <w:t xml:space="preserve">; кардиоселективность бисопролола (β1) минимизирует риск бронхообструкции.</w:t>
       </w:r>
     </w:p>
     <w:p>

--- a/tasks/slides/2026-05-18_konkor-am-nst_case-1.docx
+++ b/tasks/slides/2026-05-18_konkor-am-nst_case-1.docx
@@ -438,13 +438,13 @@
           <w:bCs/>
           <w:b/>
         </w:rPr>
-        <w:t xml:space="preserve">Спирометрия (постбронходилатационная):</w:t>
-      </w:r>
-      <w:r>
-        <w:t xml:space="preserve"> </w:t>
-      </w:r>
-      <w:r>
-        <w:t xml:space="preserve">ОФВ1/ФЖЕЛ 0,66 (&lt;0,70), ОФВ1 82% от должного — обструкция лёгкой степени, диагноз ХОБЛ верифицирован.</w:t>
+        <w:t xml:space="preserve">Спирометрия:</w:t>
+      </w:r>
+      <w:r>
+        <w:t xml:space="preserve"> </w:t>
+      </w:r>
+      <w:r>
+        <w:t xml:space="preserve">исходно — ОФВ1/ФЖЕЛ 0,64, ОФВ1 78% от должного; постбронходилатационная (после 400 мкг сальбутамола) — ОФВ1/ФЖЕЛ 0,66, ОФВ1 82% от должного. Прирост ОФВ1 ~5% (~160 мл) — значимая обратимость отсутствует (порог ≥12% и ≥200 мл) → диагноз ХОБЛ верифицирован (GOLD 1); бронхиальная астма и asthma-COPD overlap исключены.</w:t>
       </w:r>
     </w:p>
     <w:p>
@@ -599,7 +599,7 @@
           <w:iCs/>
           <w:i/>
         </w:rPr>
-        <w:t xml:space="preserve">Через 4 нед:</w:t>
+        <w:t xml:space="preserve">Через 2 нед:</w:t>
       </w:r>
       <w:r>
         <w:t xml:space="preserve"> </w:t>
@@ -662,7 +662,7 @@
           <w:iCs/>
           <w:i/>
         </w:rPr>
-        <w:t xml:space="preserve">Через 4 нед:</w:t>
+        <w:t xml:space="preserve">Через 3 нед:</w:t>
       </w:r>
       <w:r>
         <w:t xml:space="preserve"> </w:t>
@@ -686,7 +686,7 @@
         <w:t xml:space="preserve"> </w:t>
       </w:r>
       <w:r>
-        <w:t xml:space="preserve">Пациент стабилизирован на свободной комбинации бисопролол 10 мг + амлодипин 5 мг в течение 4 нед: целевое АД достигнуто, ЧСС в диапазоне 55–60, приступов нет. По инструкции Конкор АМ показание — switch с эквивалентных доз монокомпонентов.</w:t>
+        <w:t xml:space="preserve">Пациент стабилизирован на свободной комбинации бисопролол 10 мг + амлодипин 5 мг в течение 2–4 нед: целевое АД достигнуто, ЧСС в диапазоне 55–60, приступов нет. По инструкции Конкор АМ показание — switch с эквивалентных доз монокомпонентов.</w:t>
       </w:r>
       <w:r>
         <w:t xml:space="preserve"> </w:t>
